--- a/rapports/16_02_2026/BALDE/coh_EQ36_sup_142203040005.docx
+++ b/rapports/16_02_2026/BALDE/coh_EQ36_sup_142203040005.docx
@@ -25,7 +25,7 @@
         <w:br/>
         <w:t>Grappe: 142203040005</w:t>
         <w:br/>
-        <w:t>Date: 16/02/2026 a 12:41</w:t>
+        <w:t>Date: 16/02/2026 a 12:58</w:t>
       </w:r>
     </w:p>
     <w:p/>
@@ -1658,9 +1658,9 @@
         <w:rPr>
           <w:sz w:val="20"/>
         </w:rPr>
-        <w:t xml:space="preserve">- || Le salaire qu'une personne de cette catégorie (10.62) a travaillé(e) dans cette entreprise Artiste rappeur est élevé ou faible. Prière de confirmer cette information avec le QG ou de corriger. </w:t>
+        <w:t xml:space="preserve">- || </w:t>
         <w:br/>
-        <w:t xml:space="preserve">- Le salaire qu'une personne de cette catégorie (10.62) a travaillé(e) dans cette entreprise Guefisseur traditionnel est élevé ou faible. Prière de confirmer cette information avec le QG ou de corriger. </w:t>
+        <w:t xml:space="preserve">- Le salaire qu'une personne de cette catégorie (10.62) a travaillé(e) dans cette entreprise Artiste rappeur est élevé ou faible. Prière de confirmer cette information avec le QG ou de corriger. </w:t>
         <w:br/>
         <w:t xml:space="preserve">- Le salaire qu'une personne de cette catégorie (10.62) a travaillé(e) dans cette entreprise Guerisseur traditionnel est élevé ou faible. Prière de confirmer cette information avec le QG ou de corriger. </w:t>
         <w:br/>
@@ -5767,7 +5767,7 @@
         <w:br/>
         <w:t xml:space="preserve">- Le salaire qu'une personne de cette catégorie (10.62) a travaillé(e) dans cette entreprise Préparation  de petit dejeuner est élevé ou faible. Prière de confirmer cette information avec le QG ou de corriger. </w:t>
         <w:br/>
-        <w:t>- Peu plausible! la valeur actuelle déclarée en s10q38 pour Transport de produits et marchandises semble trop petite ou trop élevée. Veuillez, s'il vous plaît, confirmer cette information avec le QG ou la corriger. Le salaire qu'une personne de cette catégorie (10.62) a travaillé(e) dans cette entreprise Transport de produits et marchandises est élevé ou faible. Prière de confirmer cette information avec le QG ou de corriger.</w:t>
+        <w:t>- Peu plausible! la valeur actuelle déclarée en s10q38 pour Transport de produits et marchandises semble trop petite ou trop élevée. Veuillez, s'il vous plaît, confirmer cette information avec le QG ou la corriger.</w:t>
       </w:r>
     </w:p>
     <w:p>

--- a/rapports/16_02_2026/BALDE/coh_EQ36_sup_142203040005.docx
+++ b/rapports/16_02_2026/BALDE/coh_EQ36_sup_142203040005.docx
@@ -25,7 +25,7 @@
         <w:br/>
         <w:t>Grappe: 142203040005</w:t>
         <w:br/>
-        <w:t>Date: 16/02/2026 a 12:58</w:t>
+        <w:t>Date: 16/02/2026 a 13:05</w:t>
       </w:r>
     </w:p>
     <w:p/>
@@ -263,6 +263,38 @@
           </w:tcPr>
           <w:p>
             <w:r>
+              <w:t>Section7b</w:t>
+            </w:r>
+          </w:p>
+        </w:tc>
+        <w:tc>
+          <w:tcPr>
+            <w:tcW w:type="dxa" w:w="3324"/>
+          </w:tcPr>
+          <w:p>
+            <w:r>
+              <w:t>Consommation alimentaire - 7 jours</w:t>
+            </w:r>
+          </w:p>
+        </w:tc>
+        <w:tc>
+          <w:tcPr>
+            <w:tcW w:type="dxa" w:w="3324"/>
+          </w:tcPr>
+          <w:p>
+            <w:r>
+              <w:t>12</w:t>
+            </w:r>
+          </w:p>
+        </w:tc>
+      </w:tr>
+      <w:tr>
+        <w:tc>
+          <w:tcPr>
+            <w:tcW w:type="dxa" w:w="3324"/>
+          </w:tcPr>
+          <w:p>
+            <w:r>
               <w:t>Section16a</w:t>
             </w:r>
           </w:p>
@@ -284,38 +316,6 @@
           <w:p>
             <w:r>
               <w:t>12</w:t>
-            </w:r>
-          </w:p>
-        </w:tc>
-      </w:tr>
-      <w:tr>
-        <w:tc>
-          <w:tcPr>
-            <w:tcW w:type="dxa" w:w="3324"/>
-          </w:tcPr>
-          <w:p>
-            <w:r>
-              <w:t>Section7b</w:t>
-            </w:r>
-          </w:p>
-        </w:tc>
-        <w:tc>
-          <w:tcPr>
-            <w:tcW w:type="dxa" w:w="3324"/>
-          </w:tcPr>
-          <w:p>
-            <w:r>
-              <w:t>Consommation alimentaire - 7 jours</w:t>
-            </w:r>
-          </w:p>
-        </w:tc>
-        <w:tc>
-          <w:tcPr>
-            <w:tcW w:type="dxa" w:w="3324"/>
-          </w:tcPr>
-          <w:p>
-            <w:r>
-              <w:t>11</w:t>
             </w:r>
           </w:p>
         </w:tc>
@@ -896,7 +896,7 @@
         <w:br/>
         <w:t xml:space="preserve">- Peu probable! Fatoumata Djitte  n'arrive pas  à comprendre un petit texte lu dans une langue locale (s02q03). Veuillez corriger ou donner des explications au QG. Dans les milieux urbains c'est peu probable de voir une école dont les élèves ou étudiants ne dépensent pas en frais d'uniformes, prière de verifier pour Fatoumata Djitte et corriger ou confirmer avec le QG. </w:t>
         <w:br/>
-        <w:t xml:space="preserve">- Peu probable! Maïmouna Djitte  n'arrive pas  à comprendre un petit texte lu dans une langue locale (s02q03). Veuillez corriger ou donner des explications au QG. Peu probable! Maïmouna Djitte  ne sait ni lire, ni écrire, ni comprendre dans aucune des langues  (s02q01,s02q02,s02q03). Veuillez corriger ou donner des explications au QG. Peu plausible Maïmouna Djitte fréquente au minimum le fondamental 1 mais ne sait ni lire ni comprendre la langue française, prière de corriger ou de confirmer avec le QG merci. Dans les milieux urbains c'est peu probable de voir une école dont les élèves ou étudiants ne dépensent pas en frais d'uniformes, prière de verifier pour Maïmouna Djitte et corriger ou confirmer avec le QG. </w:t>
+        <w:t xml:space="preserve">- Peu probable! Maïmouna Djitte  n'arrive pas  à comprendre un petit texte lu dans une langue locale (s02q03). Veuillez corriger ou donner des explications au QG. Peu probable! Maïmouna Djitte  ne sait ni lire, ni écrire, ni comprendre dans aucune des langues  (s02q01,s02q02,s02q03). Veuillez corriger ou donner des explications au QG. Peu plausible Maïmouna Djitte fréquente au minimum le fondamental 1 mais ne sait ni lire ni comprendre la langue française, prière de corriger ou de confirmer avec le QG merci. Dans les milieux urbains c'est peu probable de voir une école dont les élèves ou étudiants ne dépensent pas en frais d'uniformes, prière de verifier pour Maïmouna Djitte et corriger ou confirmer avec le QG. Attention ! Le frais de scolarité (2000 Fcfa) de Maïmouna Djitte en 1ére année de Primaire est relativement élevé par rapport aux autres frais de scolarités observés dans cette zone. Prière de corriger ou de confirmer avec le QG. </w:t>
         <w:br/>
         <w:t xml:space="preserve">- Peu probable! Mouhamed Djitte  n'arrive pas  à comprendre un petit texte lu dans une langue locale (s02q03). Veuillez corriger ou donner des explications au QG. La raison principale que Mouhamed Djitte n'a pas été à l'école entre 2024/2025 est ecole coranique et semble exister dans les modalités, prière de prendre attache avec le QG pour plus d'explication afin de la classer bien. </w:t>
         <w:br/>
@@ -986,7 +986,7 @@
         <w:rPr>
           <w:sz w:val="20"/>
         </w:rPr>
-        <w:t>- Attention ! Le prix unitaire d'achat (100 Fcfa) de Poivre en Sachets (Petit) est relativement élevé par rapport aux autres prix observés dans cette zone. Prière de corriger ou de confirmer avec le QG. Attention ! Le prix unitaire d'achat (50 Fcfa) de Citron en Tas (Petit) est relativement faible par rapport aux autres prix observés dans cette zone. Prière de corriger ou de confirmer avec le QG. Attention ! Le prix unitaire d'achat (50 Fcfa) de Lait caillé en Sachets (Petit) est relativement faible par rapport aux autres prix observés dans cette zone. Prière de corriger ou de confirmer avec le QG. Attention ! Le prix unitaire d'achat (50 Fcfa) de Lait en poudre en Sachets (Petit) est relativement faible par rapport aux autres prix observés dans cette zone. Prière de corriger ou de confirmer avec le QG. Avertissement!!! Le ménage a consommé 10 Sachets Moyen de Sucre en poudre , cette quantité semble anormale pour une consommation des 7 derniers jours.Prière de corriger ou de confirmer avec le QG. Avertissement!!! Le ménage a consommé 7 Paquet Petit de Thé en sachet, cette quantité semble anormale pour une consommation des 7 derniers jours.Prière de corriger ou de confirmer avec le QG. Avertissement!! le prix unitaire (100 Fcfa) de Thé en sachet (unité: Paquet) de taille Petit est très faible ou élevé. Prière de corriger ou de confirmer avec le QG. Incohérence!! Dans ce ménage, chaque individus consomme par jour 34.45214 Kg  de cereale; Prière de revoir les quantités prises de ces produits.</w:t>
+        <w:t>- Attention ! Le prix unitaire d'achat (100 Fcfa) de Poivre en Sachets (Petit) est relativement élevé par rapport aux autres prix observés dans cette zone. Prière de corriger ou de confirmer avec le QG. Attention ! Le prix unitaire d'achat (150 Fcfa) de Huile de soja  en Sachets (Petit) est relativement faible par rapport aux autres prix observés dans cette zone. Prière de corriger ou de confirmer avec le QG. Attention ! Le prix unitaire d'achat (300 Fcfa) de Capitaine frais en Tas (Petit) est relativement faible par rapport aux autres prix observés dans cette zone. Prière de corriger ou de confirmer avec le QG. Attention ! Le prix unitaire d'achat (50 Fcfa) de Lait caillé en Sachets (Petit) est relativement faible par rapport aux autres prix observés dans cette zone. Prière de corriger ou de confirmer avec le QG. Attention ! Le prix unitaire d'achat (50 Fcfa) de Silure séché en Morceau (Portion) (Petit) est relativement faible par rapport aux autres prix observés dans cette zone. Prière de corriger ou de confirmer avec le QG. Avertissement!!! Le ménage a consommé 10 Sachets Moyen de Sucre en poudre , cette quantité semble anormale pour une consommation des 7 derniers jours.Prière de corriger ou de confirmer avec le QG. Avertissement!!! Le ménage a consommé 7 Paquet Petit de Thé en sachet, cette quantité semble anormale pour une consommation des 7 derniers jours.Prière de corriger ou de confirmer avec le QG. Avertissement!! le prix unitaire (100 Fcfa) de Thé en sachet (unité: Paquet) de taille Petit est très faible ou élevé. Prière de corriger ou de confirmer avec le QG. Incohérence!! Dans ce ménage, chaque individus consomme par jour 64.69905 Kg  de cereale; Prière de revoir les quantités prises de ces produits.</w:t>
       </w:r>
     </w:p>
     <w:p>
@@ -1637,7 +1637,7 @@
         <w:rPr>
           <w:sz w:val="20"/>
         </w:rPr>
-        <w:t>- Attention ! Le prix unitaire d'achat (108.3333 Fcfa) de Œufs frais en Pièce (taille unique) est relativement faible par rapport aux autres prix observés dans cette zone. Prière de corriger ou de confirmer avec le QG. Attention ! Le prix unitaire d'achat (25 Fcfa) de Poivre en Sachets (Petit) est relativement faible par rapport aux autres prix observés dans cette zone. Prière de corriger ou de confirmer avec le QG. Avertissement!!! Le ménage a consommé 22 Morceau (Portion) Moyen de Silure séché, cette quantité semble anormale pour une consommation des 7 derniers jours.Prière de corriger ou de confirmer avec le QG. Avertissement!!! Le ménage a consommé 7 Paquet Moyen de Thé en sachet, cette quantité semble anormale pour une consommation des 7 derniers jours.Prière de corriger ou de confirmer avec le QG. Avertissement!! le prix unitaire (100 Fcfa) de Thé en sachet (unité: Paquet) de taille Moyen est très faible ou élevé. Prière de corriger ou de confirmer avec le QG. Avertissement!!! Le ménage a consommé 8 Pièce Moyen de Poisson frais type 11, cette quantité semble anormale pour une consommation des 7 derniers jours.Prière de corriger ou de confirmer avec le QG. Difficile de consommer le Sel en Sachets industriel Petit prière de verifier. Incohérence!! Dans ce ménage, chaque individus consomme par jour 14.33842 Kg  de cereale; Prière de revoir les quantités prises de ces produits. Incohérence!! Dans ce ménage, chaque individus consomme par jour 14.33842 Kg  de cereale; Prière de revoir les quantités prises de ces produits.</w:t>
+        <w:t>- Attention ! Le prix unitaire d'achat (108.3333 Fcfa) de Œufs frais en Pièce (taille unique) est relativement faible par rapport aux autres prix observés dans cette zone. Prière de corriger ou de confirmer avec le QG. Avertissement!!! Le ménage a consommé 22 Morceau (Portion) Moyen de Silure séché, cette quantité semble anormale pour une consommation des 7 derniers jours.Prière de corriger ou de confirmer avec le QG. Avertissement!!! Le ménage a consommé 7 Paquet Moyen de Thé en sachet, cette quantité semble anormale pour une consommation des 7 derniers jours.Prière de corriger ou de confirmer avec le QG. Avertissement!! le prix unitaire (100 Fcfa) de Thé en sachet (unité: Paquet) de taille Moyen est très faible ou élevé. Prière de corriger ou de confirmer avec le QG. Avertissement!!! Le ménage a consommé 8 Pièce Moyen de Poisson frais type 11, cette quantité semble anormale pour une consommation des 7 derniers jours.Prière de corriger ou de confirmer avec le QG. Difficile de consommer le Sel en Sachets industriel Petit prière de verifier. Incohérence!! Dans ce ménage, chaque individus consomme par jour 23.14481 Kg  de cereale; Prière de revoir les quantités prises de ces produits. Incohérence!! Dans ce ménage, chaque individus consomme par jour 23.14481 Kg  de cereale; Prière de revoir les quantités prises de ces produits.</w:t>
       </w:r>
     </w:p>
     <w:p>
@@ -1792,9 +1792,7 @@
         <w:rPr>
           <w:sz w:val="20"/>
         </w:rPr>
-        <w:t xml:space="preserve">- Attention ! Hache/pioche a été revendu à 5000 Fcfa qui est relativement élevé par rapport aux autres prix de revente observés dans cette zone. Prière de corriger ou de confirmer avec le QG. </w:t>
-        <w:br/>
-        <w:t>- Attention ! Machette a été revendu à 3000 Fcfa qui est relativement élevé par rapport aux autres prix de revente observés dans cette zone. Prière de corriger ou de confirmer avec le QG.</w:t>
+        <w:t>- Attention ! Hache/pioche a été revendu à 5000 Fcfa qui est relativement élevé par rapport aux autres prix de revente observés dans cette zone. Prière de corriger ou de confirmer avec le QG.</w:t>
       </w:r>
     </w:p>
     <w:p>
@@ -2236,7 +2234,7 @@
         <w:rPr>
           <w:sz w:val="20"/>
         </w:rPr>
-        <w:t>- Attention ! Le prix unitaire d'achat (100 Fcfa) de Piment séché en Sachets (Petit) est relativement élevé par rapport aux autres prix observés dans cette zone. Prière de corriger ou de confirmer avec le QG. Attention ! Le prix unitaire d'achat (1000 Fcfa) de Pomme de terre en Kg (taille unique) est relativement élevé par rapport aux autres prix observés dans cette zone. Prière de corriger ou de confirmer avec le QG. Attention ! Le prix unitaire d'achat (200 Fcfa) de Tomate fraîche en Tas (Moyen) est relativement élevé par rapport aux autres prix observés dans cette zone. Prière de corriger ou de confirmer avec le QG. Attention ! Le prix unitaire d'achat (250 Fcfa) de Soumbala (moutarde africaine) en Sachets (Petit) est relativement élevé par rapport aux autres prix observés dans cette zone. Prière de corriger ou de confirmer avec le QG. Attention ! Le prix unitaire d'achat (300 Fcfa) de Carotte en Pièce (Moyen) est relativement élevé par rapport aux autres prix observés dans cette zone. Prière de corriger ou de confirmer avec le QG. Attention ! Le prix unitaire d'achat (440 Fcfa) de Sucre en poudre  en Kg (taille unique) est relativement faible par rapport aux autres prix observés dans cette zone. Prière de corriger ou de confirmer avec le QG. Avertissement!!! Le ménage a consommé 14 Paquet Petit de Thé en sachet, cette quantité semble anormale pour une consommation des 7 derniers jours.Prière de corriger ou de confirmer avec le QG. Avertissement!! le prix unitaire (100 Fcfa) de Thé en sachet (unité: Paquet) de taille Petit est très faible ou élevé. Prière de corriger ou de confirmer avec le QG. Incohérence!! Dans ce ménage, chaque individus consomme par jour 6.797013 Kg  de cereale; Prière de revoir les quantités prises de ces produits.</w:t>
+        <w:t>- Attention ! Le prix unitaire d'achat (100 Fcfa) de Piment séché en Sachets (Petit) est relativement élevé par rapport aux autres prix observés dans cette zone. Prière de corriger ou de confirmer avec le QG. Attention ! Le prix unitaire d'achat (1000 Fcfa) de Pomme de terre en Kg (taille unique) est relativement élevé par rapport aux autres prix observés dans cette zone. Prière de corriger ou de confirmer avec le QG. Attention ! Le prix unitaire d'achat (200 Fcfa) de Tomate fraîche en Tas (Moyen) est relativement élevé par rapport aux autres prix observés dans cette zone. Prière de corriger ou de confirmer avec le QG. Attention ! Le prix unitaire d'achat (250 Fcfa) de Soumbala (moutarde africaine) en Sachets (Petit) est relativement élevé par rapport aux autres prix observés dans cette zone. Prière de corriger ou de confirmer avec le QG. Attention ! Le prix unitaire d'achat (300 Fcfa) de Carotte en Pièce (Moyen) est relativement élevé par rapport aux autres prix observés dans cette zone. Prière de corriger ou de confirmer avec le QG. Attention ! Le prix unitaire d'achat (33.33333 Fcfa) de Gombo frais en Pièce (Petit) est relativement faible par rapport aux autres prix observés dans cette zone. Prière de corriger ou de confirmer avec le QG. Attention ! Le prix unitaire d'achat (440 Fcfa) de Sucre en poudre  en Kg (taille unique) est relativement faible par rapport aux autres prix observés dans cette zone. Prière de corriger ou de confirmer avec le QG. Avertissement!!! Le ménage a consommé 14 Paquet Petit de Thé en sachet, cette quantité semble anormale pour une consommation des 7 derniers jours.Prière de corriger ou de confirmer avec le QG. Avertissement!! le prix unitaire (100 Fcfa) de Thé en sachet (unité: Paquet) de taille Petit est très faible ou élevé. Prière de corriger ou de confirmer avec le QG. Incohérence!! Dans ce ménage, chaque individus consomme par jour 13.82299 Kg  de cereale; Prière de revoir les quantités prises de ces produits.</w:t>
       </w:r>
     </w:p>
     <w:p>
@@ -2787,21 +2785,21 @@
         <w:rPr>
           <w:sz w:val="20"/>
         </w:rPr>
-        <w:t xml:space="preserve">- Peu probable! Adama Keita  n'arrive pas  à comprendre un petit texte lu dans une langue locale (s02q03). Veuillez corriger ou donner des explications au QG. Dans les milieux urbains c'est peu probable de voir une école dont les élèves ou étudiants ne dépensent pas en frais d'uniformes, prière de verifier pour Adama Keita et corriger ou confirmer avec le QG. </w:t>
+        <w:t xml:space="preserve">- Peu probable! Adama Keita  n'arrive pas  à comprendre un petit texte lu dans une langue locale (s02q03). Veuillez corriger ou donner des explications au QG. Dans les milieux urbains c'est peu probable de voir une école dont les élèves ou étudiants ne dépensent pas en frais d'uniformes, prière de verifier pour Adama Keita et corriger ou confirmer avec le QG. Attention ! Le frais de scolarité (2000 Fcfa) de Adama Keita en 3ème année de Primaire est relativement élevé par rapport aux autres frais de scolarités observés dans cette zone. Prière de corriger ou de confirmer avec le QG. </w:t>
         <w:br/>
         <w:t xml:space="preserve">- Peu probable! Bacary Keita  n'arrive pas  à comprendre un petit texte lu dans une langue locale (s02q03). Veuillez corriger ou donner des explications au QG. Peu probable! Bacary Keita  ne sait ni lire, ni écrire, ni comprendre dans aucune des langues  (s02q01,s02q02,s02q03). Veuillez corriger ou donner des explications au QG. </w:t>
         <w:br/>
-        <w:t xml:space="preserve">- Peu probable! Boubacar Keita  n'arrive pas  à comprendre un petit texte lu dans une langue locale (s02q03). Veuillez corriger ou donner des explications au QG. Dans les milieux urbains c'est peu probable de voir une école dont les élèves ou étudiants ne dépensent pas en frais d'uniformes, prière de verifier pour Boubacar Keita et corriger ou confirmer avec le QG. </w:t>
+        <w:t xml:space="preserve">- Peu probable! Boubacar Keita  n'arrive pas  à comprendre un petit texte lu dans une langue locale (s02q03). Veuillez corriger ou donner des explications au QG. Dans les milieux urbains c'est peu probable de voir une école dont les élèves ou étudiants ne dépensent pas en frais d'uniformes, prière de verifier pour Boubacar Keita et corriger ou confirmer avec le QG. Attention ! Le frais de scolarité (2000 Fcfa) de Boubacar Keita en 3ème année de Primaire est relativement élevé par rapport aux autres frais de scolarités observés dans cette zone. Prière de corriger ou de confirmer avec le QG. </w:t>
         <w:br/>
-        <w:t xml:space="preserve">- Peu probable! Daouda Keita  n'arrive pas  à comprendre un petit texte lu dans une langue locale (s02q03). Veuillez corriger ou donner des explications au QG. Le montant des frais pour les cahiers et autres matériels scolaires pour l'année scolaire de Daouda Keita est de 0 FCFA, Daouda Keita a fait comment pour payer ces cahiers et autres matériels scolaires (SAC, stylo, craie, ardoise, crayon...) ? prière de corriger. Dans les milieux urbains c'est peu probable de voir une école dont les élèves ou étudiants ne dépensent pas en frais d'uniformes, prière de verifier pour Daouda Keita et corriger ou confirmer avec le QG. </w:t>
+        <w:t xml:space="preserve">- Peu probable! Daouda Keita  n'arrive pas  à comprendre un petit texte lu dans une langue locale (s02q03). Veuillez corriger ou donner des explications au QG. Le montant des frais pour les cahiers et autres matériels scolaires pour l'année scolaire de Daouda Keita est de 0 FCFA, Daouda Keita a fait comment pour payer ces cahiers et autres matériels scolaires (SAC, stylo, craie, ardoise, crayon...) ? prière de corriger. Dans les milieux urbains c'est peu probable de voir une école dont les élèves ou étudiants ne dépensent pas en frais d'uniformes, prière de verifier pour Daouda Keita et corriger ou confirmer avec le QG. Attention ! Le frais de scolarité (2000 Fcfa) de Daouda Keita en 1ére année de Primaire est relativement élevé par rapport aux autres frais de scolarités observés dans cette zone. Prière de corriger ou de confirmer avec le QG. </w:t>
         <w:br/>
-        <w:t xml:space="preserve">- Peu probable! Dianké Kondé  n'arrive pas  à comprendre un petit texte lu dans une langue locale (s02q03). Veuillez corriger ou donner des explications au QG. Dans les milieux urbains c'est peu probable de voir une école dont les élèves ou étudiants ne dépensent pas en frais d'uniformes, prière de verifier pour Dianké Kondé et corriger ou confirmer avec le QG. </w:t>
+        <w:t xml:space="preserve">- Peu probable! Dianké Kondé  n'arrive pas  à comprendre un petit texte lu dans une langue locale (s02q03). Veuillez corriger ou donner des explications au QG. Dans les milieux urbains c'est peu probable de voir une école dont les élèves ou étudiants ne dépensent pas en frais d'uniformes, prière de verifier pour Dianké Kondé et corriger ou confirmer avec le QG. Attention ! Le frais de scolarité (2000 Fcfa) de Dianké Kondé en 3ème année de Primaire est relativement élevé par rapport aux autres frais de scolarités observés dans cette zone. Prière de corriger ou de confirmer avec le QG. </w:t>
         <w:br/>
         <w:t xml:space="preserve">- Peu probable! Fatou Kanté  n'arrive pas  à comprendre un petit texte lu dans une langue locale (s02q03). Veuillez corriger ou donner des explications au QG. Peu probable! Fatou Kanté  ne sait ni lire, ni écrire, ni comprendre dans aucune des langues  (s02q01,s02q02,s02q03). Veuillez corriger ou donner des explications au QG. </w:t>
         <w:br/>
         <w:t xml:space="preserve">- Peu probable! Mamadou Keita  n'arrive pas  à comprendre un petit texte lu dans une langue locale (s02q03). Veuillez corriger ou donner des explications au QG. </w:t>
         <w:br/>
-        <w:t xml:space="preserve">- Peu probable! Oumar Coulibaly  n'arrive pas  à comprendre un petit texte lu dans une langue locale (s02q03). Veuillez corriger ou donner des explications au QG. Dans les milieux urbains c'est peu probable de voir une école dont les élèves ou étudiants ne dépensent pas en frais d'uniformes, prière de verifier pour Oumar Coulibaly et corriger ou confirmer avec le QG. </w:t>
+        <w:t xml:space="preserve">- Peu probable! Oumar Coulibaly  n'arrive pas  à comprendre un petit texte lu dans une langue locale (s02q03). Veuillez corriger ou donner des explications au QG. Dans les milieux urbains c'est peu probable de voir une école dont les élèves ou étudiants ne dépensent pas en frais d'uniformes, prière de verifier pour Oumar Coulibaly et corriger ou confirmer avec le QG. Attention ! Le frais de scolarité (2000 Fcfa) de Oumar Coulibaly en 1ére année de Primaire est relativement élevé par rapport aux autres frais de scolarités observés dans cette zone. Prière de corriger ou de confirmer avec le QG. </w:t>
         <w:br/>
         <w:t xml:space="preserve">- Peu probable! Ousmane Coulibaly  n'arrive pas  à comprendre un petit texte lu dans une langue locale (s02q03). Veuillez corriger ou donner des explications au QG. Peu probable! Ousmane Coulibaly  ne sait ni lire, ni écrire, ni comprendre dans aucune des langues  (s02q01,s02q02,s02q03). Veuillez corriger ou donner des explications au QG. </w:t>
         <w:br/>
@@ -2872,7 +2870,7 @@
         <w:rPr>
           <w:sz w:val="20"/>
         </w:rPr>
-        <w:t>- Attention ! Le prix unitaire d'achat (200 Fcfa) de Tomate fraîche en Tas (Petit) est relativement élevé par rapport aux autres prix observés dans cette zone. Prière de corriger ou de confirmer avec le QG. Attention ! Le prix unitaire d'achat (9.333333 Fcfa) de Huile de soja  en Litre (taille unique) est relativement faible par rapport aux autres prix observés dans cette zone. Prière de corriger ou de confirmer avec le QG. Avertissement!!! Le ménage a consommé 12 Sachets industriel Moyen de Sucre en poudre , cette quantité semble anormale pour une consommation des 7 derniers jours.Prière de corriger ou de confirmer avec le QG. Avertissement!!! Le ménage a consommé 7 Paquet Moyen de Thé en sachet, cette quantité semble anormale pour une consommation des 7 derniers jours.Prière de corriger ou de confirmer avec le QG. Avertissement!! le prix unitaire (100 Fcfa) de Thé en sachet (unité: Paquet) de taille Moyen est très faible ou élevé. Prière de corriger ou de confirmer avec le QG. Incohérence!! Dans ce ménage, chaque individus consomme par jour 18.85417 Kg  de cereale; Prière de revoir les quantités prises de ces produits.</w:t>
+        <w:t>- Attention ! Le prix unitaire d'achat (200 Fcfa) de Tomate fraîche en Tas (Petit) est relativement élevé par rapport aux autres prix observés dans cette zone. Prière de corriger ou de confirmer avec le QG. Attention ! Le prix unitaire d'achat (300 Fcfa) de Orange  en Tas (Moyen) est relativement faible par rapport aux autres prix observés dans cette zone. Prière de corriger ou de confirmer avec le QG. Attention ! Le prix unitaire d'achat (9.333333 Fcfa) de Huile de soja  en Litre (taille unique) est relativement faible par rapport aux autres prix observés dans cette zone. Prière de corriger ou de confirmer avec le QG. Avertissement!!! Le ménage a consommé 12 Sachets industriel Moyen de Sucre en poudre , cette quantité semble anormale pour une consommation des 7 derniers jours.Prière de corriger ou de confirmer avec le QG. Avertissement!!! Le ménage a consommé 7 Paquet Moyen de Thé en sachet, cette quantité semble anormale pour une consommation des 7 derniers jours.Prière de corriger ou de confirmer avec le QG. Avertissement!! le prix unitaire (100 Fcfa) de Thé en sachet (unité: Paquet) de taille Moyen est très faible ou élevé. Prière de corriger ou de confirmer avec le QG. Incohérence!! Dans ce ménage, chaque individus consomme par jour 31.90774 Kg  de cereale; Prière de revoir les quantités prises de ces produits.</w:t>
       </w:r>
     </w:p>
     <w:p>
@@ -2981,7 +2979,7 @@
         <w:rPr>
           <w:sz w:val="20"/>
         </w:rPr>
-        <w:t>- Attention ! Machette a été achété à 5000 Fcfa est relativement élevé par rapport aux autres prix d'achat observés dans cette zone. Prière de corriger ou de confirmer avec le QG. Attention ! Machette a été revendu à 5000 Fcfa qui est relativement élevé par rapport aux autres prix de revente observés dans cette zone. Prière de corriger ou de confirmer avec le QG.</w:t>
+        <w:t>- Attention ! Machette a été revendu à 5000 Fcfa qui est relativement élevé par rapport aux autres prix de revente observés dans cette zone. Prière de corriger ou de confirmer avec le QG.</w:t>
       </w:r>
     </w:p>
     <w:p>
@@ -3338,9 +3336,7 @@
         <w:rPr>
           <w:sz w:val="20"/>
         </w:rPr>
-        <w:t xml:space="preserve">- Attention ! Le montant (2500 Fcfa) dépensé ou reçu en cadeau pour les cartes prépayées, les transferts de crédit et les abonnements de  Madioula Diallo est relativement élevé par rapport aux autres montants depansés observés dans cette zone. Prière de corriger ou de confirmer avec le QG. </w:t>
-        <w:br/>
-        <w:t xml:space="preserve">- Attention ! Le montant (2500 Fcfa) dépensé ou reçu en cadeau pour les cartes prépayées, les transferts de crédit et les abonnements de  Souleymane Ba est relativement élevé par rapport aux autres montants depansés observés dans cette zone. Prière de corriger ou de confirmer avec le QG. Attention ! Le montant (5000 Fcfa) dépensé ou reçu en cadeau pour les recharges internet ou de forfaits de données mobiles(hors appels vocaux), aucours des 30 derniers jours de  Souleymane Ba est relativement élevé par rapport aux autres montants depansés observés dans cette zone. Prière de corriger ou de confirmer avec le QG. </w:t>
+        <w:t xml:space="preserve">- Attention ! Le montant (5000 Fcfa) dépensé ou reçu en cadeau pour les recharges internet ou de forfaits de données mobiles(hors appels vocaux), aucours des 30 derniers jours de  Souleymane Ba est relativement élevé par rapport aux autres montants depansés observés dans cette zone. Prière de corriger ou de confirmer avec le QG. </w:t>
         <w:br/>
         <w:t>- Les informations sur l'acte de naissance (ni Jours, ni mois et ni années) de  Lamine Ba  manquent, s'il vous plait pouvez-vous fournir d'effort pour avoir ces informations. Attention ! Le montant (3000 Fcfa) dépensé ou reçu en cadeau pour les cartes prépayées, les transferts de crédit et les abonnements de  Lamine Ba est relativement élevé par rapport aux autres montants depansés observés dans cette zone. Prière de corriger ou de confirmer avec le QG. Attention ! Le montant (6000 Fcfa) dépensé ou reçu en cadeau pour les recharges internet ou de forfaits de données mobiles(hors appels vocaux), aucours des 30 derniers jours de  Lamine Ba est relativement élevé par rapport aux autres montants depansés observés dans cette zone. Prière de corriger ou de confirmer avec le QG.</w:t>
       </w:r>
@@ -3365,7 +3361,7 @@
         </w:rPr>
         <w:t xml:space="preserve">- Peu probable! Aminata Dialllo  n'arrive pas  à comprendre un petit texte lu dans une langue locale (s02q03). Veuillez corriger ou donner des explications au QG. Dans les milieux urbains c'est peu probable de voir une école dont les élèves ou étudiants ne dépensent pas en frais d'uniformes, prière de verifier pour Aminata Dialllo et corriger ou confirmer avec le QG. </w:t>
         <w:br/>
-        <w:t xml:space="preserve">- Peu probable! Aïssatou Sadio  n'arrive pas  à comprendre un petit texte lu dans une langue locale (s02q03). Veuillez corriger ou donner des explications au QG. Peu probable! Aïssatou Sadio  ne sait ni lire, ni écrire, ni comprendre dans aucune des langues  (s02q01,s02q02,s02q03). Veuillez corriger ou donner des explications au QG. Peu plausible Aïssatou Sadio fréquente au minimum le fondamental 1 mais ne sait ni lire ni comprendre la langue française, prière de corriger ou de confirmer avec le QG merci. Dans les milieux urbains c'est peu probable de voir une école dont les élèves ou étudiants ne dépensent pas en frais d'uniformes, prière de verifier pour Aïssatou Sadio et corriger ou confirmer avec le QG. </w:t>
+        <w:t xml:space="preserve">- Peu probable! Aïssatou Sadio  n'arrive pas  à comprendre un petit texte lu dans une langue locale (s02q03). Veuillez corriger ou donner des explications au QG. Peu probable! Aïssatou Sadio  ne sait ni lire, ni écrire, ni comprendre dans aucune des langues  (s02q01,s02q02,s02q03). Veuillez corriger ou donner des explications au QG. Peu plausible Aïssatou Sadio fréquente au minimum le fondamental 1 mais ne sait ni lire ni comprendre la langue française, prière de corriger ou de confirmer avec le QG merci. Dans les milieux urbains c'est peu probable de voir une école dont les élèves ou étudiants ne dépensent pas en frais d'uniformes, prière de verifier pour Aïssatou Sadio et corriger ou confirmer avec le QG. Attention ! Le frais de scolarité (2000 Fcfa) de Aïssatou Sadio en 1ére année de Primaire est relativement élevé par rapport aux autres frais de scolarités observés dans cette zone. Prière de corriger ou de confirmer avec le QG. </w:t>
         <w:br/>
         <w:t xml:space="preserve">- Peu probable! Coumba Camara  n'arrive pas  à comprendre un petit texte lu dans une langue locale (s02q03). Veuillez corriger ou donner des explications au QG. Peu probable! Coumba Camara  ne sait ni lire, ni écrire, ni comprendre dans aucune des langues  (s02q01,s02q02,s02q03). Veuillez corriger ou donner des explications au QG. </w:t>
         <w:br/>
@@ -3394,7 +3390,7 @@
         <w:rPr>
           <w:sz w:val="20"/>
         </w:rPr>
-        <w:t>- Attention ! Le prix unitaire d'achat (100 Fcfa) de Œufs frais en Pièce (taille unique) est relativement faible par rapport aux autres prix observés dans cette zone. Prière de corriger ou de confirmer avec le QG. Avertissement!!! Le ménage a consommé 14 Paquet Petit de Thé en sachet, cette quantité semble anormale pour une consommation des 7 derniers jours.Prière de corriger ou de confirmer avec le QG. Avertissement!! le prix unitaire (50 Fcfa) de Thé en sachet (unité: Paquet) de taille Petit est très faible ou élevé. Prière de corriger ou de confirmer avec le QG. Attention ! Le prix unitaire d'achat (50 Fcfa) de Thé en sachet en Paquet (Petit) est relativement faible par rapport aux autres prix observés dans cette zone. Prière de corriger ou de confirmer avec le QG. Avertissement!!! Le ménage a consommé 16 Sachets Moyen de Sucre en poudre , cette quantité semble anormale pour une consommation des 7 derniers jours.Prière de corriger ou de confirmer avec le QG. Incohérence!! Dans ce ménage, chaque individus consomme par jour 37.44191 Kg  de cereale; Prière de revoir les quantités prises de ces produits.</w:t>
+        <w:t>- Attention ! Le prix unitaire d'achat (100 Fcfa) de Œufs frais en Pièce (taille unique) est relativement faible par rapport aux autres prix observés dans cette zone. Prière de corriger ou de confirmer avec le QG. Attention ! Le prix unitaire d'achat (150 Fcfa) de Maquereau fumé en Pièce (Petit) est relativement élevé par rapport aux autres prix observés dans cette zone. Prière de corriger ou de confirmer avec le QG. Attention ! Le prix unitaire d'achat (200 Fcfa) de Tomate fraîche en Sachets (Moyen) est relativement élevé par rapport aux autres prix observés dans cette zone. Prière de corriger ou de confirmer avec le QG. Avertissement!!! Le ménage a consommé 14 Paquet Petit de Thé en sachet, cette quantité semble anormale pour une consommation des 7 derniers jours.Prière de corriger ou de confirmer avec le QG. Avertissement!! le prix unitaire (50 Fcfa) de Thé en sachet (unité: Paquet) de taille Petit est très faible ou élevé. Prière de corriger ou de confirmer avec le QG. Attention ! Le prix unitaire d'achat (50 Fcfa) de Thé en sachet en Paquet (Petit) est relativement faible par rapport aux autres prix observés dans cette zone. Prière de corriger ou de confirmer avec le QG. Avertissement!!! Le ménage a consommé 16 Sachets Moyen de Sucre en poudre , cette quantité semble anormale pour une consommation des 7 derniers jours.Prière de corriger ou de confirmer avec le QG. Incohérence!! Dans ce ménage, chaque individus consomme par jour 66.18857 Kg  de cereale; Prière de revoir les quantités prises de ces produits.</w:t>
       </w:r>
     </w:p>
     <w:p>
@@ -3501,8 +3497,6 @@
         <w:rPr>
           <w:sz w:val="20"/>
         </w:rPr>
-        <w:t xml:space="preserve">- Attention ! Téléphone portable a été revendu à 100000 Fcfa qui est relativement élevé par rapport aux autres prix de revente observés dans cette zone. Prière de corriger ou de confirmer avec le QG. </w:t>
-        <w:br/>
         <w:t>- Le nombre d'article ( Salon  (Fauteuils et table basse))  dans ce ménages est élevé (4), prière de corriger ou confirmer avec le QG.</w:t>
       </w:r>
     </w:p>
@@ -3924,6 +3918,27 @@
           <w:sz w:val="20"/>
         </w:rPr>
         <w:t>- La  raison principale que Mergane Fall n'a pas obtenu de crédit est pas necessaire et semble exister dans les modalités, prière de prendre attache avec le QG pour plus d'explication afin de la classer bien.</w:t>
+      </w:r>
+    </w:p>
+    <w:p>
+      <w:r>
+        <w:rPr>
+          <w:b/>
+          <w:color w:val="4672C4"/>
+          <w:sz w:val="22"/>
+        </w:rPr>
+        <w:t>&gt;&gt; Section7b - Consommation alimentaire - 7 jours</w:t>
+      </w:r>
+    </w:p>
+    <w:p>
+      <w:pPr>
+        <w:ind w:left="283"/>
+      </w:pPr>
+      <w:r>
+        <w:rPr>
+          <w:sz w:val="20"/>
+        </w:rPr>
+        <w:t>- Attention ! Le prix unitaire d'achat (300 Fcfa) de Banane douce en Tas (Moyen) est relativement faible par rapport aux autres prix observés dans cette zone. Prière de corriger ou de confirmer avec le QG.</w:t>
       </w:r>
     </w:p>
     <w:p>
@@ -4408,7 +4423,7 @@
         <w:rPr>
           <w:sz w:val="20"/>
         </w:rPr>
-        <w:t xml:space="preserve">- Attention ! Le montant (2500 Fcfa) dépensé ou reçu en cadeau pour les cartes prépayées, les transferts de crédit et les abonnements de  Amadou Bayo est relativement élevé par rapport aux autres montants depansés observés dans cette zone. Prière de corriger ou de confirmer avec le QG. Attention ! Le montant (5000 Fcfa) dépensé ou reçu en cadeau pour les recharges internet ou de forfaits de données mobiles(hors appels vocaux), aucours des 30 derniers jours de  Amadou Bayo est relativement élevé par rapport aux autres montants depansés observés dans cette zone. Prière de corriger ou de confirmer avec le QG. </w:t>
+        <w:t xml:space="preserve">- Attention ! Le montant (5000 Fcfa) dépensé ou reçu en cadeau pour les recharges internet ou de forfaits de données mobiles(hors appels vocaux), aucours des 30 derniers jours de  Amadou Bayo est relativement élevé par rapport aux autres montants depansés observés dans cette zone. Prière de corriger ou de confirmer avec le QG. </w:t>
         <w:br/>
         <w:t>- Attention ! Le montant (5000 Fcfa) dépensé ou reçu en cadeau pour les recharges internet ou de forfaits de données mobiles(hors appels vocaux), aucours des 30 derniers jours de  Diarra Cisse est relativement élevé par rapport aux autres montants depansés observés dans cette zone. Prière de corriger ou de confirmer avec le QG.</w:t>
       </w:r>
@@ -4441,7 +4456,7 @@
         <w:br/>
         <w:t xml:space="preserve">- Peu probable! Fatoumata Bayo  n'arrive pas  à comprendre un petit texte lu dans une langue locale (s02q03). Veuillez corriger ou donner des explications au QG. Peu probable! Fatoumata Bayo  ne sait ni lire, ni écrire, ni comprendre dans aucune des langues  (s02q01,s02q02,s02q03). Veuillez corriger ou donner des explications au QG. </w:t>
         <w:br/>
-        <w:t xml:space="preserve">- Peu probable! Fatoumata Mballo  n'arrive pas  à comprendre un petit texte lu dans une langue locale (s02q03). Veuillez corriger ou donner des explications au QG. Dans les milieux urbains c'est peu probable de voir une école dont les élèves ou étudiants ne dépensent pas en frais d'uniformes, prière de verifier pour Fatoumata Mballo et corriger ou confirmer avec le QG. </w:t>
+        <w:t xml:space="preserve">- Peu probable! Fatoumata Mballo  n'arrive pas  à comprendre un petit texte lu dans une langue locale (s02q03). Veuillez corriger ou donner des explications au QG. Dans les milieux urbains c'est peu probable de voir une école dont les élèves ou étudiants ne dépensent pas en frais d'uniformes, prière de verifier pour Fatoumata Mballo et corriger ou confirmer avec le QG. Attention ! Le frais de scolarité (2000 Fcfa) de Fatoumata Mballo en 3ème année de Primaire est relativement élevé par rapport aux autres frais de scolarités observés dans cette zone. Prière de corriger ou de confirmer avec le QG. </w:t>
         <w:br/>
         <w:t xml:space="preserve">- Peu probable! Fode Bayo  n'arrive pas  à comprendre un petit texte lu dans une langue locale (s02q03). Veuillez corriger ou donner des explications au QG. </w:t>
         <w:br/>
@@ -4560,7 +4575,7 @@
         <w:rPr>
           <w:sz w:val="20"/>
         </w:rPr>
-        <w:t>- Attention ! Le prix unitaire d'achat (50 Fcfa) de Tamarin noir en Sachets (Petit) est relativement faible par rapport aux autres prix observés dans cette zone. Prière de corriger ou de confirmer avec le QG. Attention ! Le prix unitaire d'achat (66.66666 Fcfa) de Arachides grillées décortiquées en Sachets (Petit) est relativement élevé par rapport aux autres prix observés dans cette zone. Prière de corriger ou de confirmer avec le QG.  La dernière fois que vous avez acheté Arachides grillées décortiquées est dans le menage et semble exister dans les modalités, prière de prendre attache avec le QG pour plus d'explication afin de la classer bien. Attention ! Le prix unitaire d'achat (700 Fcfa) de Sucre en poudre  en Kg (taille unique) est relativement élevé par rapport aux autres prix observés dans cette zone. Prière de corriger ou de confirmer avec le QG. Avertissement!!! Le ménage a consommé 21 Paquet Petit de Thé en sachet, cette quantité semble anormale pour une consommation des 7 derniers jours.Prière de corriger ou de confirmer avec le QG. Avertissement!! le prix unitaire (100 Fcfa) de Thé en sachet (unité: Paquet) de taille Petit est très faible ou élevé. Prière de corriger ou de confirmer avec le QG. Avertissement!!! Le ménage a consommé 24 Sachets industriel Petit de Caramel, bonbons, confiseries, etc., cette quantité semble anormale pour une consommation des 7 derniers jours.Prière de corriger ou de confirmer avec le QG. Incohérence!! Dans ce ménage, chaque individus consomme par jour 6.866883 Kg  de cereale; Prière de revoir les quantités prises de ces produits. Incohérence!! Dans ce ménage, chaque individus consomme par jour 6.866883 Kg  de cereale; Prière de revoir les quantités prises de ces produits. Attention ! Le prix unitaire d'achat (1000 Fcfa) de Riz importé parfumé en Kg (taille unique) est relativement élevé par rapport aux autres prix observés dans cette zone. Prière de corriger ou de confirmer avec le QG.</w:t>
+        <w:t>- Attention ! Le prix unitaire d'achat (250 Fcfa) de Mâchoiron Frais en Tas (Petit) est relativement faible par rapport aux autres prix observés dans cette zone. Prière de corriger ou de confirmer avec le QG. Attention ! Le prix unitaire d'achat (66.66666 Fcfa) de Arachides grillées décortiquées en Sachets (Petit) est relativement élevé par rapport aux autres prix observés dans cette zone. Prière de corriger ou de confirmer avec le QG.  La dernière fois que vous avez acheté Arachides grillées décortiquées est dans le menage et semble exister dans les modalités, prière de prendre attache avec le QG pour plus d'explication afin de la classer bien. Attention ! Le prix unitaire d'achat (700 Fcfa) de Sucre en poudre  en Kg (taille unique) est relativement élevé par rapport aux autres prix observés dans cette zone. Prière de corriger ou de confirmer avec le QG. Avertissement!!! Le ménage a consommé 21 Paquet Petit de Thé en sachet, cette quantité semble anormale pour une consommation des 7 derniers jours.Prière de corriger ou de confirmer avec le QG. Avertissement!! le prix unitaire (100 Fcfa) de Thé en sachet (unité: Paquet) de taille Petit est très faible ou élevé. Prière de corriger ou de confirmer avec le QG. Avertissement!!! Le ménage a consommé 24 Sachets industriel Petit de Caramel, bonbons, confiseries, etc., cette quantité semble anormale pour une consommation des 7 derniers jours.Prière de corriger ou de confirmer avec le QG. Attention ! Le prix unitaire d'achat (25 Fcfa) de Caramel, bonbons, confiseries, etc. en Sachets industriel (Petit) est relativement faible par rapport aux autres prix observés dans cette zone. Prière de corriger ou de confirmer avec le QG. Incohérence!! Dans ce ménage, chaque individus consomme par jour 11.7061 Kg  de cereale; Prière de revoir les quantités prises de ces produits. Incohérence!! Dans ce ménage, chaque individus consomme par jour 11.7061 Kg  de cereale; Prière de revoir les quantités prises de ces produits. Attention ! Le prix unitaire d'achat (1000 Fcfa) de Riz importé parfumé en Kg (taille unique) est relativement élevé par rapport aux autres prix observés dans cette zone. Prière de corriger ou de confirmer avec le QG.</w:t>
       </w:r>
     </w:p>
     <w:p>
@@ -4688,7 +4703,7 @@
         <w:rPr>
           <w:sz w:val="20"/>
         </w:rPr>
-        <w:t xml:space="preserve">- Attention ! Herse a été revendu à 3000 Fcfa qui est relativement élevé par rapport aux autres prix de revente observés dans cette zone. Prière de corriger ou de confirmer avec le QG. </w:t>
+        <w:t xml:space="preserve">- Attention ! Herse a été achété à 3000 Fcfa est relativement élevé par rapport aux autres prix d'achat observés dans cette zone. Prière de corriger ou de confirmer avec le QG. Attention ! Herse a été revendu à 3000 Fcfa qui est relativement élevé par rapport aux autres prix de revente observés dans cette zone. Prière de corriger ou de confirmer avec le QG. </w:t>
         <w:br/>
         <w:t>- Avertissement!! Le prix d'achat (75000 FCFA) de Animaux de labour est inférieur aux prix de revente (100000 FCFA), prière de verifier et corriger ou confirmer l'information avec le QG. Attention ! Animaux de labour a été achété à 75000 Fcfa est relativement élevé par rapport aux autres prix d'achat observés dans cette zone. Prière de corriger ou de confirmer avec le QG.</w:t>
       </w:r>
@@ -5139,7 +5154,7 @@
         <w:rPr>
           <w:sz w:val="20"/>
         </w:rPr>
-        <w:t>- Attention ! Le prix unitaire d'achat (150 Fcfa) de Œufs frais en Pièce (taille unique) est relativement élevé par rapport aux autres prix observés dans cette zone. Prière de corriger ou de confirmer avec le QG. Avertissement!!! Le ménage a consommé 12 Sachets Moyen de Sucre en poudre , cette quantité semble anormale pour une consommation des 7 derniers jours.Prière de corriger ou de confirmer avec le QG. Avertissement!!! Le ménage a consommé 3 Paquet Petit de Thé en sachet, cette quantité semble anormale pour une consommation des 7 derniers jours.Prière de corriger ou de confirmer avec le QG. Avertissement!! le prix unitaire (125 Fcfa) de Thé en sachet (unité: Paquet) de taille Petit est très faible ou élevé. Prière de corriger ou de confirmer avec le QG. Attention ! Le prix unitaire d'achat (125 Fcfa) de Thé en sachet en Paquet (Petit) est relativement élevé par rapport aux autres prix observés dans cette zone. Prière de corriger ou de confirmer avec le QG. Incohérence!! Dans ce ménage, chaque individus consomme par jour 52.94628 Kg  de cereale; Prière de revoir les quantités prises de ces produits.</w:t>
+        <w:t>- Attention ! Le prix unitaire d'achat (150 Fcfa) de Œufs frais en Pièce (taille unique) est relativement élevé par rapport aux autres prix observés dans cette zone. Prière de corriger ou de confirmer avec le QG. Attention ! Le prix unitaire d'achat (200 Fcfa) de Huile de palme brute en Sachets (Petit) est relativement faible par rapport aux autres prix observés dans cette zone. Prière de corriger ou de confirmer avec le QG. Attention ! Le prix unitaire d'achat (50 Fcfa) de Silure séché en Morceau (Portion) (Petit) est relativement faible par rapport aux autres prix observés dans cette zone. Prière de corriger ou de confirmer avec le QG. Avertissement!!! Le ménage a consommé 12 Sachets Moyen de Sucre en poudre , cette quantité semble anormale pour une consommation des 7 derniers jours.Prière de corriger ou de confirmer avec le QG. Avertissement!!! Le ménage a consommé 3 Paquet Petit de Thé en sachet, cette quantité semble anormale pour une consommation des 7 derniers jours.Prière de corriger ou de confirmer avec le QG. Avertissement!! le prix unitaire (125 Fcfa) de Thé en sachet (unité: Paquet) de taille Petit est très faible ou élevé. Prière de corriger ou de confirmer avec le QG. Attention ! Le prix unitaire d'achat (125 Fcfa) de Thé en sachet en Paquet (Petit) est relativement élevé par rapport aux autres prix observés dans cette zone. Prière de corriger ou de confirmer avec le QG. Incohérence!! Dans ce ménage, chaque individus consomme par jour 91.59629 Kg  de cereale; Prière de revoir les quantités prises de ces produits.</w:t>
       </w:r>
     </w:p>
     <w:p>
@@ -5719,7 +5734,7 @@
         <w:rPr>
           <w:sz w:val="20"/>
         </w:rPr>
-        <w:t>- Attention ! Le prix unitaire d'achat (250 Fcfa) de Piment séché en Sachets (Petit) est relativement élevé par rapport aux autres prix observés dans cette zone. Prière de corriger ou de confirmer avec le QG. Avertissement!! La quantité (4.75 litre) du produit Huile de soja  consommée  par le ménage semble très élevé, prière de corriger ou confirmer avec le QG. Avertissement!!! Le ménage a consommé 13 Sachets Moyen de Sucre en poudre , cette quantité semble anormale pour une consommation des 7 derniers jours.Prière de corriger ou de confirmer avec le QG. Avertissement!!! Le ménage a consommé 6 Paquet Petit de Thé en sachet, cette quantité semble anormale pour une consommation des 7 derniers jours.Prière de corriger ou de confirmer avec le QG. Avertissement!! le prix unitaire (100 Fcfa) de Thé en sachet (unité: Paquet) de taille Petit est très faible ou élevé. Prière de corriger ou de confirmer avec le QG. Incohérence!! Dans ce ménage, chaque individus consomme par jour 23.29464 Kg  de cereale; Prière de revoir les quantités prises de ces produits.</w:t>
+        <w:t>- Attention ! Le prix unitaire d'achat (250 Fcfa) de Piment séché en Sachets (Petit) est relativement élevé par rapport aux autres prix observés dans cette zone. Prière de corriger ou de confirmer avec le QG. Attention ! Le prix unitaire d'achat (50 Fcfa) de Pamplemousse  en Pièce (Moyen) est relativement faible par rapport aux autres prix observés dans cette zone. Prière de corriger ou de confirmer avec le QG. Avertissement!! La quantité (4.75 litre) du produit Huile de soja  consommée  par le ménage semble très élevé, prière de corriger ou confirmer avec le QG. Avertissement!!! Le ménage a consommé 13 Sachets Moyen de Sucre en poudre , cette quantité semble anormale pour une consommation des 7 derniers jours.Prière de corriger ou de confirmer avec le QG. Avertissement!!! Le ménage a consommé 6 Paquet Petit de Thé en sachet, cette quantité semble anormale pour une consommation des 7 derniers jours.Prière de corriger ou de confirmer avec le QG. Avertissement!! le prix unitaire (100 Fcfa) de Thé en sachet (unité: Paquet) de taille Petit est très faible ou élevé. Prière de corriger ou de confirmer avec le QG. Incohérence!! Dans ce ménage, chaque individus consomme par jour 37.60417 Kg  de cereale; Prière de revoir les quantités prises de ces produits.</w:t>
       </w:r>
     </w:p>
     <w:p>
@@ -5809,6 +5824,8 @@
         <w:rPr>
           <w:sz w:val="20"/>
         </w:rPr>
+        <w:t xml:space="preserve">- Attention ! Antenne parabolique / décodeur a été revendu à 20000 Fcfa qui est relativement élevé par rapport aux autres prix de revente observés dans cette zone. Prière de corriger ou de confirmer avec le QG. </w:t>
+        <w:br/>
         <w:t xml:space="preserve">- Avertissement!!! Le prix d'achat (6000000) de l'article  Voiture personnelle est inférieur aux prix de revente (1.00e+07)  avec l'âge du bien atteignant 2 ans. Prière de vérifier ou confirmer avec l'enquêté et mettre les bonnes valeurs après verification, s'il le faut. </w:t>
         <w:br/>
         <w:t>- Avertissement!!! Le prix d'achat (7000) de l'article  Tapis est inférieur aux prix de revente (40000)  avec l'âge du bien atteignant 1 ans. Prière de vérifier ou confirmer avec l'enquêté et mettre les bonnes valeurs après verification, s'il le faut. Attention ! Tapis a été revendu à 40000 Fcfa qui est relativement élevé par rapport aux autres prix de revente observés dans cette zone. Prière de corriger ou de confirmer avec le QG.</w:t>
@@ -5874,9 +5891,7 @@
         <w:rPr>
           <w:sz w:val="20"/>
         </w:rPr>
-        <w:t xml:space="preserve">- Attention ! Hache/pioche a été revendu à 5000 Fcfa qui est relativement élevé par rapport aux autres prix de revente observés dans cette zone. Prière de corriger ou de confirmer avec le QG. </w:t>
-        <w:br/>
-        <w:t>- Attention ! Machette a été revendu à 3000 Fcfa qui est relativement élevé par rapport aux autres prix de revente observés dans cette zone. Prière de corriger ou de confirmer avec le QG.</w:t>
+        <w:t>- Attention ! Hache/pioche a été revendu à 5000 Fcfa qui est relativement élevé par rapport aux autres prix de revente observés dans cette zone. Prière de corriger ou de confirmer avec le QG.</w:t>
       </w:r>
     </w:p>
     <w:p>
@@ -6243,7 +6258,7 @@
         <w:br/>
         <w:t xml:space="preserve">- Peu probable! Moustapha Sène  n'arrive pas  à comprendre un petit texte lu dans une langue locale (s02q03). Veuillez corriger ou donner des explications au QG. Peu probable! Moustapha Sène  ne sait ni lire, ni écrire, ni comprendre dans aucune des langues  (s02q01,s02q02,s02q03). Veuillez corriger ou donner des explications au QG. </w:t>
         <w:br/>
-        <w:t xml:space="preserve">- Peu probable! Serigne Bassirou Sène  n'arrive pas  à comprendre un petit texte lu dans une langue locale (s02q03). Veuillez corriger ou donner des explications au QG. Dans les milieux urbains c'est peu probable de voir une école dont les élèves ou étudiants ne dépensent pas en frais d'uniformes, prière de verifier pour Serigne Bassirou Sène et corriger ou confirmer avec le QG. </w:t>
+        <w:t xml:space="preserve">- Peu probable! Serigne Bassirou Sène  n'arrive pas  à comprendre un petit texte lu dans une langue locale (s02q03). Veuillez corriger ou donner des explications au QG. Dans les milieux urbains c'est peu probable de voir une école dont les élèves ou étudiants ne dépensent pas en frais d'uniformes, prière de verifier pour Serigne Bassirou Sène et corriger ou confirmer avec le QG. Attention ! Le frais de scolarité (2000 Fcfa) de Serigne Bassirou Sène en 3ème année de Primaire est relativement élevé par rapport aux autres frais de scolarités observés dans cette zone. Prière de corriger ou de confirmer avec le QG. </w:t>
         <w:br/>
         <w:t>- Peu probable! Sokhena Diarra Sène  n'arrive pas  à comprendre un petit texte lu dans une langue locale (s02q03). Veuillez corriger ou donner des explications au QG. Peu probable! Sokhena Diarra Sène  ne sait ni lire, ni écrire, ni comprendre dans aucune des langues  (s02q01,s02q02,s02q03). Veuillez corriger ou donner des explications au QG. Le montant des autres depenses pour l'année scolaire de Sokhena Diarra Sène est faible ou élevé. veuillez, s'il vous plait, confirmer ces informations avec le QG ou apporter les corrections nécessaires.</w:t>
       </w:r>
@@ -6291,7 +6306,7 @@
         <w:rPr>
           <w:sz w:val="20"/>
         </w:rPr>
-        <w:t>- Attention ! Le prix unitaire d'achat (150 Fcfa) de Pain traditionnel (Baguette) en miche (Moyen) est relativement élevé par rapport aux autres prix observés dans cette zone. Prière de corriger ou de confirmer avec le QG. Avertissement!!! Le ménage a consommé 14 Paquet Petit de Thé en sachet, cette quantité semble anormale pour une consommation des 7 derniers jours.Prière de corriger ou de confirmer avec le QG. Avertissement!! le prix unitaire (100 Fcfa) de Thé en sachet (unité: Paquet) de taille Petit est très faible ou élevé. Prière de corriger ou de confirmer avec le QG. Incohérence!! Dans ce ménage, chaque individus consomme par jour 26.06018 Kg  de cereale; Prière de revoir les quantités prises de ces produits.</w:t>
+        <w:t>- Attention ! Le prix unitaire d'achat (100 Fcfa) de Ail en Sachets (Petit) est relativement élevé par rapport aux autres prix observés dans cette zone. Prière de corriger ou de confirmer avec le QG. Attention ! Le prix unitaire d'achat (150 Fcfa) de Pain traditionnel (Baguette) en miche (Moyen) est relativement élevé par rapport aux autres prix observés dans cette zone. Prière de corriger ou de confirmer avec le QG. Avertissement!!! Le ménage a consommé 14 Paquet Petit de Thé en sachet, cette quantité semble anormale pour une consommation des 7 derniers jours.Prière de corriger ou de confirmer avec le QG. Avertissement!! le prix unitaire (100 Fcfa) de Thé en sachet (unité: Paquet) de taille Petit est très faible ou élevé. Prière de corriger ou de confirmer avec le QG. Incohérence!! Dans ce ménage, chaque individus consomme par jour 50.76107 Kg  de cereale; Prière de revoir les quantités prises de ces produits.</w:t>
       </w:r>
     </w:p>
     <w:p>
@@ -6778,7 +6793,7 @@
         <w:rPr>
           <w:sz w:val="20"/>
         </w:rPr>
-        <w:t>- Attention ! Le prix unitaire d'achat (150 Fcfa) de Feuilles de  Haricot en Tas (Moyen) est relativement élevé par rapport aux autres prix observés dans cette zone. Prière de corriger ou de confirmer avec le QG. Attention ! Le prix unitaire d'achat (150 Fcfa) de Pain traditionnel (Baguette) en miche (Moyen) est relativement élevé par rapport aux autres prix observés dans cette zone. Prière de corriger ou de confirmer avec le QG. Attention ! Le prix unitaire d'achat (150 Fcfa) de Sel en Sachets (Moyen) est relativement élevé par rapport aux autres prix observés dans cette zone. Prière de corriger ou de confirmer avec le QG. Attention ! Le prix unitaire d'achat (150 Fcfa) de Œufs frais en Pièce (taille unique) est relativement élevé par rapport aux autres prix observés dans cette zone. Prière de corriger ou de confirmer avec le QG. Avertissement!!! Le ménage a consommé 1 Paquet Petit de Thé en sachet, cette quantité semble anormale pour une consommation des 7 derniers jours.Prière de corriger ou de confirmer avec le QG. Avertissement!! le prix unitaire (100 Fcfa) de Thé en sachet (unité: Paquet) de taille Petit est très faible ou élevé. Prière de corriger ou de confirmer avec le QG. Incohérence!! Dans ce ménage, chaque individus consomme par jour 67.48333 Kg  de cereale; Prière de revoir les quantités prises de ces produits.</w:t>
+        <w:t>- Attention ! Le prix unitaire d'achat (100 Fcfa) de Ail en Sachets (Petit) est relativement élevé par rapport aux autres prix observés dans cette zone. Prière de corriger ou de confirmer avec le QG. Attention ! Le prix unitaire d'achat (150 Fcfa) de Feuilles de  Haricot en Tas (Moyen) est relativement élevé par rapport aux autres prix observés dans cette zone. Prière de corriger ou de confirmer avec le QG. Attention ! Le prix unitaire d'achat (150 Fcfa) de Pain traditionnel (Baguette) en miche (Moyen) est relativement élevé par rapport aux autres prix observés dans cette zone. Prière de corriger ou de confirmer avec le QG. Attention ! Le prix unitaire d'achat (150 Fcfa) de Œufs frais en Pièce (taille unique) est relativement élevé par rapport aux autres prix observés dans cette zone. Prière de corriger ou de confirmer avec le QG. Avertissement!!! Le ménage a consommé 1 Paquet Petit de Thé en sachet, cette quantité semble anormale pour une consommation des 7 derniers jours.Prière de corriger ou de confirmer avec le QG. Avertissement!! le prix unitaire (100 Fcfa) de Thé en sachet (unité: Paquet) de taille Petit est très faible ou élevé. Prière de corriger ou de confirmer avec le QG. Incohérence!! Dans ce ménage, chaque individus consomme par jour 124.3095 Kg  de cereale; Prière de revoir les quantités prises de ces produits.</w:t>
       </w:r>
     </w:p>
     <w:p>
@@ -7328,7 +7343,7 @@
         <w:rPr>
           <w:sz w:val="20"/>
         </w:rPr>
-        <w:t>- Attention ! Le prix unitaire d'achat (50 Fcfa) de Tamarin noir en Sachets (Petit) est relativement faible par rapport aux autres prix observés dans cette zone. Prière de corriger ou de confirmer avec le QG. Avertissement!!! Le ménage a consommé 14 Paquet Petit de Thé en sachet, cette quantité semble anormale pour une consommation des 7 derniers jours.Prière de corriger ou de confirmer avec le QG. Avertissement!! le prix unitaire (100 Fcfa) de Thé en sachet (unité: Paquet) de taille Petit est très faible ou élevé. Prière de corriger ou de confirmer avec le QG. Avertissement!!!Le ménage a consommé 63 Cuillère de Petit de Lait en poudre  ce qui semble incoherent pour une consommation aucours des 7 derniers jours, prière de verifier et corriger. Incohérence!! Dans ce ménage, chaque individus consomme par jour 78.22572 Kg  de cereale; Prière de revoir les quantités prises de ces produits. Incohérence!! Dans ce ménage, chaque individus consomme par jour 78.22572 Kg  de cereale; Prière de revoir les quantités prises de ces produits. Incohérence!! Dans ce ménage, chaque individus consomme par jour 78.22572 Kg  de cereale; Prière de revoir les quantités prises de ces produits. Incohérence!! Dans ce ménage, chaque individus consomme par jour 78.22572 Kg  de cereale; Prière de revoir les quantités prises de ces produits.</w:t>
+        <w:t>- Attention ! Le prix unitaire d'achat (100 Fcfa) de Ail en Sachets (Petit) est relativement élevé par rapport aux autres prix observés dans cette zone. Prière de corriger ou de confirmer avec le QG. Attention ! Le prix unitaire d'achat (50 Fcfa) de Mayonnaise en Sachets (Petit) est relativement faible par rapport aux autres prix observés dans cette zone. Prière de corriger ou de confirmer avec le QG. Avertissement!!! Le ménage a consommé 14 Paquet Petit de Thé en sachet, cette quantité semble anormale pour une consommation des 7 derniers jours.Prière de corriger ou de confirmer avec le QG. Avertissement!! le prix unitaire (100 Fcfa) de Thé en sachet (unité: Paquet) de taille Petit est très faible ou élevé. Prière de corriger ou de confirmer avec le QG. Avertissement!!!Le ménage a consommé 63 Cuillère de Petit de Lait en poudre  ce qui semble incoherent pour une consommation aucours des 7 derniers jours, prière de verifier et corriger. Incohérence!! Dans ce ménage, chaque individus consomme par jour 201.541 Kg  de cereale; Prière de revoir les quantités prises de ces produits. Incohérence!! Dans ce ménage, chaque individus consomme par jour 201.541 Kg  de cereale; Prière de revoir les quantités prises de ces produits. Incohérence!! Dans ce ménage, chaque individus consomme par jour 201.541 Kg  de cereale; Prière de revoir les quantités prises de ces produits. Incohérence!! Dans ce ménage, chaque individus consomme par jour 201.541 Kg  de cereale; Prière de revoir les quantités prises de ces produits.</w:t>
       </w:r>
     </w:p>
     <w:p>
